--- a/06_Legal_&_Cooperative_Agreements/16_Roya_Cabin_Anderson_Creek_Mitigation_Agreement.docx
+++ b/06_Legal_&_Cooperative_Agreements/16_Roya_Cabin_Anderson_Creek_Mitigation_Agreement.docx
@@ -90,7 +90,7 @@
         <w:t>Hunter</w:t>
       </w:r>
       <w:r>
-        <w:t xml:space="preserve">, and its Co-Founder &amp; Board Member, </w:t>
+        <w:t xml:space="preserve">, and its Board Member, </w:t>
       </w:r>
       <w:r>
         <w:rPr>
@@ -2091,7 +2091,7 @@
         <w:t>HADI IRVANI</w:t>
       </w:r>
       <w:r>
-        <w:t>, Co-Founder &amp; Board Member</w:t>
+        <w:t>, Board Member</w:t>
       </w:r>
     </w:p>
     <w:p>
